--- a/reference.docx
+++ b/reference.docx
@@ -24,7 +24,7 @@
   <w:endnote w:type="separator" w:id="-1">
     <w:p>
       <w:pPr>
-        <w:spacing w:after="0" w:line="240" w:lineRule="auto"/>
+        <w:spacing w:after="0"/>
       </w:pPr>
       <w:r>
         <w:separator/>
@@ -34,7 +34,7 @@
   <w:endnote w:type="continuationSeparator" w:id="0">
     <w:p>
       <w:pPr>
-        <w:spacing w:after="0" w:line="240" w:lineRule="auto"/>
+        <w:spacing w:after="0"/>
       </w:pPr>
       <w:r>
         <w:continuationSeparator/>
@@ -79,7 +79,7 @@
   <w:footnote w:type="separator" w:id="-1">
     <w:p>
       <w:pPr>
-        <w:spacing w:after="0" w:line="240" w:lineRule="auto"/>
+        <w:spacing w:after="0"/>
       </w:pPr>
       <w:r>
         <w:separator/>
@@ -89,7 +89,7 @@
   <w:footnote w:type="continuationSeparator" w:id="0">
     <w:p>
       <w:pPr>
-        <w:spacing w:after="0" w:line="240" w:lineRule="auto"/>
+        <w:spacing w:after="0"/>
       </w:pPr>
       <w:r>
         <w:continuationSeparator/>
@@ -180,7 +180,7 @@
   <w:docDefaults>
     <w:rPrDefault>
       <w:rPr>
-        <w:rFonts w:asciiTheme="minorHAnsi" w:eastAsiaTheme="minorHAnsi" w:hAnsiTheme="minorHAnsi" w:cstheme="minorBidi"/>
+        <w:rFonts w:ascii="Times New Roman" w:eastAsiaTheme="minorHAnsi" w:hAnsi="Times New Roman" w:cstheme="minorBidi"/>
         <w:kern w:val="2"/>
         <w:sz w:val="24"/>
         <w:szCs w:val="24"/>
@@ -575,6 +575,10 @@
   <w:style w:type="paragraph" w:default="1" w:styleId="Normal">
     <w:name w:val="Normal"/>
     <w:qFormat/>
+    <w:rsid w:val="00B268A0"/>
+    <w:pPr>
+      <w:spacing w:before="100" w:beforeAutospacing="1" w:line="240" w:lineRule="auto"/>
+    </w:pPr>
   </w:style>
   <w:style w:type="paragraph" w:styleId="Heading1">
     <w:name w:val="heading 1"/>
@@ -930,7 +934,7 @@
     <w:qFormat/>
     <w:rsid w:val="00146459"/>
     <w:pPr>
-      <w:spacing w:after="80" w:line="240" w:lineRule="auto"/>
+      <w:spacing w:after="80"/>
       <w:contextualSpacing/>
     </w:pPr>
     <w:rPr>
@@ -1104,7 +1108,7 @@
         <w:tab w:val="center" w:pos="4513"/>
         <w:tab w:val="right" w:pos="9026"/>
       </w:tabs>
-      <w:spacing w:after="0" w:line="240" w:lineRule="auto"/>
+      <w:spacing w:after="0"/>
     </w:pPr>
   </w:style>
   <w:style w:type="character" w:customStyle="1" w:styleId="HeaderChar">
@@ -1126,7 +1130,7 @@
         <w:tab w:val="center" w:pos="4513"/>
         <w:tab w:val="right" w:pos="9026"/>
       </w:tabs>
-      <w:spacing w:after="0" w:line="240" w:lineRule="auto"/>
+      <w:spacing w:after="0"/>
     </w:pPr>
   </w:style>
   <w:style w:type="character" w:customStyle="1" w:styleId="FooterChar">
@@ -1135,6 +1139,28 @@
     <w:link w:val="Footer"/>
     <w:uiPriority w:val="99"/>
     <w:rsid w:val="00146459"/>
+  </w:style>
+  <w:style w:type="paragraph" w:customStyle="1" w:styleId="BodyText">
+    <w:name w:val="BodyText"/>
+    <w:basedOn w:val="Normal"/>
+    <w:link w:val="BodyTextChar"/>
+    <w:qFormat/>
+    <w:rsid w:val="001D348E"/>
+  </w:style>
+  <w:style w:type="character" w:customStyle="1" w:styleId="BodyTextChar">
+    <w:name w:val="BodyText Char"/>
+    <w:basedOn w:val="DefaultParagraphFont"/>
+    <w:link w:val="BodyText"/>
+    <w:rsid w:val="001D348E"/>
+  </w:style>
+  <w:style w:type="paragraph" w:styleId="NoSpacing">
+    <w:name w:val="No Spacing"/>
+    <w:uiPriority w:val="1"/>
+    <w:qFormat/>
+    <w:rsid w:val="00625ACA"/>
+    <w:pPr>
+      <w:spacing w:after="0" w:line="240" w:lineRule="auto"/>
+    </w:pPr>
   </w:style>
 </w:styles>
 </file>
